--- a/AI_Agents_and_Advanced_Fine_Tuning_Bootcamp/Class_Notes/Week_09_agent_communications_Notes.docx
+++ b/AI_Agents_and_Advanced_Fine_Tuning_Bootcamp/Class_Notes/Week_09_agent_communications_Notes.docx
@@ -32,7 +32,7 @@
           <w:color w:val="333333"/>
           <w:sz w:val="22"/>
         </w:rPr>
-        <w:t>Main session date: Sunday, August 2, 2026</w:t>
+        <w:t>Main session date: Sunday, November 29, 2026</w:t>
       </w:r>
     </w:p>
     <w:p>
@@ -68,7 +68,7 @@
           <w:color w:val="333333"/>
           <w:sz w:val="22"/>
         </w:rPr>
-        <w:t>Agent-to-agent communication is becoming a protocol problem. We cover A2A, Agent Cards, discovery (Nanda, Cisco Agency), the security boundary, and three cooperation protocols (role-based, voting-based, debate-based). The lab connects Google ADK to a custom client over A2A with mTLS.</w:t>
+        <w:t>Agent-to-agent communication is becoming a protocol problem. We cover A2A, Agent Cards, discovery (Nanda, Cisco's AGNTCY initiative), the security boundary, and three cooperation protocols (role-based, voting-based, debate-based). The lab connects Google ADK to a custom client over A2A with mTLS.</w:t>
       </w:r>
     </w:p>
     <w:p>
@@ -201,7 +201,7 @@
           <w:color w:val="1E2761"/>
           <w:sz w:val="26"/>
         </w:rPr>
-        <w:t>3. Discovery: Nanda and Cisco Agency</w:t>
+        <w:t>3. Discovery: Nanda and Cisco's AGNTCY initiative</w:t>
       </w:r>
     </w:p>
     <w:p>
@@ -210,7 +210,7 @@
           <w:color w:val="333333"/>
           <w:sz w:val="22"/>
         </w:rPr>
-        <w:t>Nanda proposes a federated registry: anyone can publish, anyone can query. Cisco Agency proposes a directory model with identity guarantees: agents have signed identities verifiable by a central authority. Both compete for the role DNS plays for hostnames. No winner yet; expect a hybrid.</w:t>
+        <w:t>Nanda proposes a federated registry: anyone can publish, anyone can query. Cisco's AGNTCY initiative proposes a directory model with identity guarantees: agents have signed identities verifiable by a central authority. Both compete for the role DNS plays for hostnames. No winner yet; expect a hybrid.</w:t>
       </w:r>
     </w:p>
     <w:p>
@@ -358,7 +358,7 @@
           <w:color w:val="333333"/>
           <w:sz w:val="22"/>
         </w:rPr>
-        <w:t>Nanda is a federated registry. Cisco Agency proposes a directory model with identity guarantees. Both compete for the role DNS plays for hostnames.</w:t>
+        <w:t>Nanda is a federated registry. Cisco's AGNTCY initiative proposes a directory model with identity guarantees. Both compete for the role DNS plays for hostnames.</w:t>
       </w:r>
     </w:p>
     <w:p>
